--- a/LangChain 系列教程（二）：Model IO/LangChain 系列教程（二）：Model IO.docx
+++ b/LangChain 系列教程（二）：Model IO/LangChain 系列教程（二）：Model IO.docx
@@ -322,7 +322,6 @@
     </w:p>
     <w:p>
       <w:pPr>
-        <w:pStyle w:val="Compact"/>
         <w:numPr>
           <w:ilvl w:val="0"/>
           <w:numId w:val="1001"/>
@@ -344,7 +343,6 @@
     </w:p>
     <w:p>
       <w:pPr>
-        <w:pStyle w:val="Compact"/>
         <w:numPr>
           <w:ilvl w:val="0"/>
           <w:numId w:val="1001"/>
@@ -366,7 +364,6 @@
     </w:p>
     <w:p>
       <w:pPr>
-        <w:pStyle w:val="Compact"/>
         <w:numPr>
           <w:ilvl w:val="0"/>
           <w:numId w:val="1001"/>
@@ -1939,7 +1936,7 @@
         <w:rPr>
           <w:rFonts w:hint="eastAsia"/>
         </w:rPr>
-        <w:t xml:space="preserve">在提升复杂任务性能与节省标注成本之间取得平衡。​</w:t>
+        <w:t xml:space="preserve">在提升复杂任务性能与节省标注成本之间取得平衡。</w:t>
       </w:r>
     </w:p>
     <w:p>
@@ -5392,6 +5389,11 @@
     </w:p>
     <w:p>
       <w:pPr>
+        <w:pStyle w:val="FirstParagraph"/>
+      </w:pPr>
+    </w:p>
+    <w:p>
+      <w:pPr>
         <w:pStyle w:val="SourceCode"/>
       </w:pPr>
       <w:r>
@@ -8075,6 +8077,11 @@
       <w:pPr>
         <w:pStyle w:val="FirstParagraph"/>
       </w:pPr>
+    </w:p>
+    <w:p>
+      <w:pPr>
+        <w:pStyle w:val="BodyText"/>
+      </w:pPr>
       <w:r>
         <w:rPr>
           <w:rFonts w:hint="eastAsia"/>
@@ -10798,34 +10805,34 @@
         <w:rPr>
           <w:rStyle w:val="VerbatimChar"/>
         </w:rPr>
-        <w:t xml:space="preserve">    Prompt Tokens: 5</w:t>
-      </w:r>
-      <w:r>
-        <w:br/>
-      </w:r>
-      <w:r>
-        <w:rPr>
-          <w:rStyle w:val="VerbatimChar"/>
-        </w:rPr>
-        <w:t xml:space="preserve">        Prompt Tokens Cached: 0</w:t>
-      </w:r>
-      <w:r>
-        <w:br/>
-      </w:r>
-      <w:r>
-        <w:rPr>
-          <w:rStyle w:val="VerbatimChar"/>
-        </w:rPr>
-        <w:t xml:space="preserve">    Completion Tokens: 139</w:t>
-      </w:r>
-      <w:r>
-        <w:br/>
-      </w:r>
-      <w:r>
-        <w:rPr>
-          <w:rStyle w:val="VerbatimChar"/>
-        </w:rPr>
-        <w:t xml:space="preserve">        Reasoning Tokens: 0</w:t>
+        <w:t xml:space="preserve">	Prompt Tokens: 5</w:t>
+      </w:r>
+      <w:r>
+        <w:br/>
+      </w:r>
+      <w:r>
+        <w:rPr>
+          <w:rStyle w:val="VerbatimChar"/>
+        </w:rPr>
+        <w:t xml:space="preserve">		Prompt Tokens Cached: 0</w:t>
+      </w:r>
+      <w:r>
+        <w:br/>
+      </w:r>
+      <w:r>
+        <w:rPr>
+          <w:rStyle w:val="VerbatimChar"/>
+        </w:rPr>
+        <w:t xml:space="preserve">	Completion Tokens: 139</w:t>
+      </w:r>
+      <w:r>
+        <w:br/>
+      </w:r>
+      <w:r>
+        <w:rPr>
+          <w:rStyle w:val="VerbatimChar"/>
+        </w:rPr>
+        <w:t xml:space="preserve">		Reasoning Tokens: 0</w:t>
       </w:r>
       <w:r>
         <w:br/>
@@ -11730,7 +11737,6 @@
     </w:p>
     <w:p>
       <w:pPr>
-        <w:pStyle w:val="Compact"/>
         <w:numPr>
           <w:ilvl w:val="0"/>
           <w:numId w:val="1002"/>
@@ -11745,7 +11751,6 @@
     </w:p>
     <w:p>
       <w:pPr>
-        <w:pStyle w:val="Compact"/>
         <w:numPr>
           <w:ilvl w:val="0"/>
           <w:numId w:val="1002"/>
@@ -12393,491 +12398,8 @@
     </w:p>
     <w:p>
       <w:pPr>
-        <w:pStyle w:val="SourceCode"/>
+        <w:pStyle w:val="FirstParagraph"/>
       </w:pPr>
-      <w:r>
-        <w:rPr>
-          <w:rStyle w:val="CommentTok"/>
-        </w:rPr>
-        <w:t xml:space="preserve"># ========= 日期解析器：DatetimeOutputParser =========</w:t>
-      </w:r>
-      <w:r>
-        <w:br/>
-      </w:r>
-      <w:r>
-        <w:rPr>
-          <w:rStyle w:val="CommentTok"/>
-        </w:rPr>
-        <w:t xml:space="preserve"># 作用：让模型输出的日期/时间直接变成 datetime 对象，免去手动解析</w:t>
-      </w:r>
-      <w:r>
-        <w:br/>
-      </w:r>
-      <w:r>
-        <w:br/>
-      </w:r>
-      <w:r>
-        <w:rPr>
-          <w:rStyle w:val="ImportTok"/>
-        </w:rPr>
-        <w:t xml:space="preserve">from</w:t>
-      </w:r>
-      <w:r>
-        <w:rPr>
-          <w:rStyle w:val="NormalTok"/>
-        </w:rPr>
-        <w:t xml:space="preserve"> langchain.prompts </w:t>
-      </w:r>
-      <w:r>
-        <w:rPr>
-          <w:rStyle w:val="ImportTok"/>
-        </w:rPr>
-        <w:t xml:space="preserve">import</w:t>
-      </w:r>
-      <w:r>
-        <w:rPr>
-          <w:rStyle w:val="NormalTok"/>
-        </w:rPr>
-        <w:t xml:space="preserve"> PromptTemplate</w:t>
-      </w:r>
-      <w:r>
-        <w:br/>
-      </w:r>
-      <w:r>
-        <w:rPr>
-          <w:rStyle w:val="ImportTok"/>
-        </w:rPr>
-        <w:t xml:space="preserve">from</w:t>
-      </w:r>
-      <w:r>
-        <w:rPr>
-          <w:rStyle w:val="NormalTok"/>
-        </w:rPr>
-        <w:t xml:space="preserve"> langchain.output_parsers </w:t>
-      </w:r>
-      <w:r>
-        <w:rPr>
-          <w:rStyle w:val="ImportTok"/>
-        </w:rPr>
-        <w:t xml:space="preserve">import</w:t>
-      </w:r>
-      <w:r>
-        <w:rPr>
-          <w:rStyle w:val="NormalTok"/>
-        </w:rPr>
-        <w:t xml:space="preserve"> DatetimeOutputParser</w:t>
-      </w:r>
-      <w:r>
-        <w:br/>
-      </w:r>
-      <w:r>
-        <w:rPr>
-          <w:rStyle w:val="ImportTok"/>
-        </w:rPr>
-        <w:t xml:space="preserve">from</w:t>
-      </w:r>
-      <w:r>
-        <w:rPr>
-          <w:rStyle w:val="NormalTok"/>
-        </w:rPr>
-        <w:t xml:space="preserve"> langchain.chains </w:t>
-      </w:r>
-      <w:r>
-        <w:rPr>
-          <w:rStyle w:val="ImportTok"/>
-        </w:rPr>
-        <w:t xml:space="preserve">import</w:t>
-      </w:r>
-      <w:r>
-        <w:rPr>
-          <w:rStyle w:val="NormalTok"/>
-        </w:rPr>
-        <w:t xml:space="preserve"> LLMChain</w:t>
-      </w:r>
-      <w:r>
-        <w:br/>
-      </w:r>
-      <w:r>
-        <w:rPr>
-          <w:rStyle w:val="ImportTok"/>
-        </w:rPr>
-        <w:t xml:space="preserve">from</w:t>
-      </w:r>
-      <w:r>
-        <w:rPr>
-          <w:rStyle w:val="NormalTok"/>
-        </w:rPr>
-        <w:t xml:space="preserve"> langchain.llms </w:t>
-      </w:r>
-      <w:r>
-        <w:rPr>
-          <w:rStyle w:val="ImportTok"/>
-        </w:rPr>
-        <w:t xml:space="preserve">import</w:t>
-      </w:r>
-      <w:r>
-        <w:rPr>
-          <w:rStyle w:val="NormalTok"/>
-        </w:rPr>
-        <w:t xml:space="preserve"> OpenAI</w:t>
-      </w:r>
-      <w:r>
-        <w:br/>
-      </w:r>
-      <w:r>
-        <w:br/>
-      </w:r>
-      <w:r>
-        <w:rPr>
-          <w:rStyle w:val="CommentTok"/>
-        </w:rPr>
-        <w:t xml:space="preserve"># 1) 实例化解析器</w:t>
-      </w:r>
-      <w:r>
-        <w:br/>
-      </w:r>
-      <w:r>
-        <w:rPr>
-          <w:rStyle w:val="NormalTok"/>
-        </w:rPr>
-        <w:t xml:space="preserve">date_parser </w:t>
-      </w:r>
-      <w:r>
-        <w:rPr>
-          <w:rStyle w:val="OperatorTok"/>
-        </w:rPr>
-        <w:t xml:space="preserve">=</w:t>
-      </w:r>
-      <w:r>
-        <w:rPr>
-          <w:rStyle w:val="NormalTok"/>
-        </w:rPr>
-        <w:t xml:space="preserve"> DatetimeOutputParser()                       </w:t>
-      </w:r>
-      <w:r>
-        <w:br/>
-      </w:r>
-      <w:r>
-        <w:br/>
-      </w:r>
-      <w:r>
-        <w:rPr>
-          <w:rStyle w:val="CommentTok"/>
-        </w:rPr>
-        <w:t xml:space="preserve"># 2) 准备 Prompt，并注入“格式指令”（要求模型输出可解析的日期格式）</w:t>
-      </w:r>
-      <w:r>
-        <w:br/>
-      </w:r>
-      <w:r>
-        <w:rPr>
-          <w:rStyle w:val="NormalTok"/>
-        </w:rPr>
-        <w:t xml:space="preserve">template </w:t>
-      </w:r>
-      <w:r>
-        <w:rPr>
-          <w:rStyle w:val="OperatorTok"/>
-        </w:rPr>
-        <w:t xml:space="preserve">=</w:t>
-      </w:r>
-      <w:r>
-        <w:rPr>
-          <w:rStyle w:val="NormalTok"/>
-        </w:rPr>
-        <w:t xml:space="preserve"> </w:t>
-      </w:r>
-      <w:r>
-        <w:rPr>
-          <w:rStyle w:val="StringTok"/>
-        </w:rPr>
-        <w:t xml:space="preserve">"""回答用户的问题:</w:t>
-      </w:r>
-      <w:r>
-        <w:br/>
-      </w:r>
-      <w:r>
-        <w:rPr>
-          <w:rStyle w:val="SpecialCharTok"/>
-        </w:rPr>
-        <w:t xml:space="preserve">{question}</w:t>
-      </w:r>
-      <w:r>
-        <w:br/>
-      </w:r>
-      <w:r>
-        <w:rPr>
-          <w:rStyle w:val="SpecialCharTok"/>
-        </w:rPr>
-        <w:t xml:space="preserve">{format_instructions}</w:t>
-      </w:r>
-      <w:r>
-        <w:rPr>
-          <w:rStyle w:val="StringTok"/>
-        </w:rPr>
-        <w:t xml:space="preserve">"""</w:t>
-      </w:r>
-      <w:r>
-        <w:rPr>
-          <w:rStyle w:val="NormalTok"/>
-        </w:rPr>
-        <w:t xml:space="preserve">                                  </w:t>
-      </w:r>
-      <w:r>
-        <w:rPr>
-          <w:rStyle w:val="CommentTok"/>
-        </w:rPr>
-        <w:t xml:space="preserve"># {format_instructions} 会被替换</w:t>
-      </w:r>
-      <w:r>
-        <w:br/>
-      </w:r>
-      <w:r>
-        <w:br/>
-      </w:r>
-      <w:r>
-        <w:rPr>
-          <w:rStyle w:val="NormalTok"/>
-        </w:rPr>
-        <w:t xml:space="preserve">prompt </w:t>
-      </w:r>
-      <w:r>
-        <w:rPr>
-          <w:rStyle w:val="OperatorTok"/>
-        </w:rPr>
-        <w:t xml:space="preserve">=</w:t>
-      </w:r>
-      <w:r>
-        <w:rPr>
-          <w:rStyle w:val="NormalTok"/>
-        </w:rPr>
-        <w:t xml:space="preserve"> PromptTemplate.from_template(</w:t>
-      </w:r>
-      <w:r>
-        <w:br/>
-      </w:r>
-      <w:r>
-        <w:rPr>
-          <w:rStyle w:val="NormalTok"/>
-        </w:rPr>
-        <w:t xml:space="preserve">    template,</w:t>
-      </w:r>
-      <w:r>
-        <w:br/>
-      </w:r>
-      <w:r>
-        <w:rPr>
-          <w:rStyle w:val="NormalTok"/>
-        </w:rPr>
-        <w:t xml:space="preserve">    partial_variables</w:t>
-      </w:r>
-      <w:r>
-        <w:rPr>
-          <w:rStyle w:val="OperatorTok"/>
-        </w:rPr>
-        <w:t xml:space="preserve">=</w:t>
-      </w:r>
-      <w:r>
-        <w:rPr>
-          <w:rStyle w:val="NormalTok"/>
-        </w:rPr>
-        <w:t xml:space="preserve">{</w:t>
-      </w:r>
-      <w:r>
-        <w:br/>
-      </w:r>
-      <w:r>
-        <w:rPr>
-          <w:rStyle w:val="NormalTok"/>
-        </w:rPr>
-        <w:t xml:space="preserve">        </w:t>
-      </w:r>
-      <w:r>
-        <w:rPr>
-          <w:rStyle w:val="StringTok"/>
-        </w:rPr>
-        <w:t xml:space="preserve">"format_instructions"</w:t>
-      </w:r>
-      <w:r>
-        <w:rPr>
-          <w:rStyle w:val="NormalTok"/>
-        </w:rPr>
-        <w:t xml:space="preserve">: date_parser.get_format_instructions()</w:t>
-      </w:r>
-      <w:r>
-        <w:br/>
-      </w:r>
-      <w:r>
-        <w:rPr>
-          <w:rStyle w:val="NormalTok"/>
-        </w:rPr>
-        <w:t xml:space="preserve">    },</w:t>
-      </w:r>
-      <w:r>
-        <w:br/>
-      </w:r>
-      <w:r>
-        <w:rPr>
-          <w:rStyle w:val="NormalTok"/>
-        </w:rPr>
-        <w:t xml:space="preserve">)</w:t>
-      </w:r>
-      <w:r>
-        <w:br/>
-      </w:r>
-      <w:r>
-        <w:br/>
-      </w:r>
-      <w:r>
-        <w:rPr>
-          <w:rStyle w:val="CommentTok"/>
-        </w:rPr>
-        <w:t xml:space="preserve"># 3) 组装为链</w:t>
-      </w:r>
-      <w:r>
-        <w:br/>
-      </w:r>
-      <w:r>
-        <w:rPr>
-          <w:rStyle w:val="NormalTok"/>
-        </w:rPr>
-        <w:t xml:space="preserve">chain </w:t>
-      </w:r>
-      <w:r>
-        <w:rPr>
-          <w:rStyle w:val="OperatorTok"/>
-        </w:rPr>
-        <w:t xml:space="preserve">=</w:t>
-      </w:r>
-      <w:r>
-        <w:rPr>
-          <w:rStyle w:val="NormalTok"/>
-        </w:rPr>
-        <w:t xml:space="preserve"> LLMChain(prompt</w:t>
-      </w:r>
-      <w:r>
-        <w:rPr>
-          <w:rStyle w:val="OperatorTok"/>
-        </w:rPr>
-        <w:t xml:space="preserve">=</w:t>
-      </w:r>
-      <w:r>
-        <w:rPr>
-          <w:rStyle w:val="NormalTok"/>
-        </w:rPr>
-        <w:t xml:space="preserve">prompt, llm</w:t>
-      </w:r>
-      <w:r>
-        <w:rPr>
-          <w:rStyle w:val="OperatorTok"/>
-        </w:rPr>
-        <w:t xml:space="preserve">=</w:t>
-      </w:r>
-      <w:r>
-        <w:rPr>
-          <w:rStyle w:val="NormalTok"/>
-        </w:rPr>
-        <w:t xml:space="preserve">OpenAI())</w:t>
-      </w:r>
-      <w:r>
-        <w:br/>
-      </w:r>
-      <w:r>
-        <w:br/>
-      </w:r>
-      <w:r>
-        <w:rPr>
-          <w:rStyle w:val="CommentTok"/>
-        </w:rPr>
-        <w:t xml:space="preserve"># 4) 运行并解析</w:t>
-      </w:r>
-      <w:r>
-        <w:br/>
-      </w:r>
-      <w:r>
-        <w:rPr>
-          <w:rStyle w:val="NormalTok"/>
-        </w:rPr>
-        <w:t xml:space="preserve">raw </w:t>
-      </w:r>
-      <w:r>
-        <w:rPr>
-          <w:rStyle w:val="OperatorTok"/>
-        </w:rPr>
-        <w:t xml:space="preserve">=</w:t>
-      </w:r>
-      <w:r>
-        <w:rPr>
-          <w:rStyle w:val="NormalTok"/>
-        </w:rPr>
-        <w:t xml:space="preserve"> chain.run(</w:t>
-      </w:r>
-      <w:r>
-        <w:rPr>
-          <w:rStyle w:val="StringTok"/>
-        </w:rPr>
-        <w:t xml:space="preserve">"bitcoin是什么时候成立的？用英文格式输出时间"</w:t>
-      </w:r>
-      <w:r>
-        <w:rPr>
-          <w:rStyle w:val="NormalTok"/>
-        </w:rPr>
-        <w:t xml:space="preserve">)   </w:t>
-      </w:r>
-      <w:r>
-        <w:rPr>
-          <w:rStyle w:val="CommentTok"/>
-        </w:rPr>
-        <w:t xml:space="preserve"># 模型返回日期字符串</w:t>
-      </w:r>
-      <w:r>
-        <w:br/>
-      </w:r>
-      <w:r>
-        <w:rPr>
-          <w:rStyle w:val="NormalTok"/>
-        </w:rPr>
-        <w:t xml:space="preserve">dt  </w:t>
-      </w:r>
-      <w:r>
-        <w:rPr>
-          <w:rStyle w:val="OperatorTok"/>
-        </w:rPr>
-        <w:t xml:space="preserve">=</w:t>
-      </w:r>
-      <w:r>
-        <w:rPr>
-          <w:rStyle w:val="NormalTok"/>
-        </w:rPr>
-        <w:t xml:space="preserve"> date_parser.parse(raw)                               </w:t>
-      </w:r>
-      <w:r>
-        <w:rPr>
-          <w:rStyle w:val="CommentTok"/>
-        </w:rPr>
-        <w:t xml:space="preserve"># 转成 datetime.datetime</w:t>
-      </w:r>
-      <w:r>
-        <w:br/>
-      </w:r>
-      <w:r>
-        <w:rPr>
-          <w:rStyle w:val="BuiltInTok"/>
-        </w:rPr>
-        <w:t xml:space="preserve">print</w:t>
-      </w:r>
-      <w:r>
-        <w:rPr>
-          <w:rStyle w:val="NormalTok"/>
-        </w:rPr>
-        <w:t xml:space="preserve">(dt.date())                                           </w:t>
-      </w:r>
-      <w:r>
-        <w:rPr>
-          <w:rStyle w:val="CommentTok"/>
-        </w:rPr>
-        <w:t xml:space="preserve"># 2009-01-03 之类</w:t>
-      </w:r>
     </w:p>
     <w:p>
       <w:pPr>
@@ -12885,10 +12407,503 @@
       </w:pPr>
       <w:r>
         <w:rPr>
+          <w:rStyle w:val="CommentTok"/>
+        </w:rPr>
+        <w:t xml:space="preserve"># ========= 日期解析器：DatetimeOutputParser =========</w:t>
+      </w:r>
+      <w:r>
+        <w:br/>
+      </w:r>
+      <w:r>
+        <w:rPr>
+          <w:rStyle w:val="CommentTok"/>
+        </w:rPr>
+        <w:t xml:space="preserve"># 作用：让模型输出的日期/时间直接变成 datetime 对象，免去手动解析</w:t>
+      </w:r>
+      <w:r>
+        <w:br/>
+      </w:r>
+      <w:r>
+        <w:br/>
+      </w:r>
+      <w:r>
+        <w:rPr>
+          <w:rStyle w:val="ImportTok"/>
+        </w:rPr>
+        <w:t xml:space="preserve">from</w:t>
+      </w:r>
+      <w:r>
+        <w:rPr>
+          <w:rStyle w:val="NormalTok"/>
+        </w:rPr>
+        <w:t xml:space="preserve"> langchain.prompts </w:t>
+      </w:r>
+      <w:r>
+        <w:rPr>
+          <w:rStyle w:val="ImportTok"/>
+        </w:rPr>
+        <w:t xml:space="preserve">import</w:t>
+      </w:r>
+      <w:r>
+        <w:rPr>
+          <w:rStyle w:val="NormalTok"/>
+        </w:rPr>
+        <w:t xml:space="preserve"> PromptTemplate</w:t>
+      </w:r>
+      <w:r>
+        <w:br/>
+      </w:r>
+      <w:r>
+        <w:rPr>
+          <w:rStyle w:val="ImportTok"/>
+        </w:rPr>
+        <w:t xml:space="preserve">from</w:t>
+      </w:r>
+      <w:r>
+        <w:rPr>
+          <w:rStyle w:val="NormalTok"/>
+        </w:rPr>
+        <w:t xml:space="preserve"> langchain.output_parsers </w:t>
+      </w:r>
+      <w:r>
+        <w:rPr>
+          <w:rStyle w:val="ImportTok"/>
+        </w:rPr>
+        <w:t xml:space="preserve">import</w:t>
+      </w:r>
+      <w:r>
+        <w:rPr>
+          <w:rStyle w:val="NormalTok"/>
+        </w:rPr>
+        <w:t xml:space="preserve"> DatetimeOutputParser</w:t>
+      </w:r>
+      <w:r>
+        <w:br/>
+      </w:r>
+      <w:r>
+        <w:rPr>
+          <w:rStyle w:val="ImportTok"/>
+        </w:rPr>
+        <w:t xml:space="preserve">from</w:t>
+      </w:r>
+      <w:r>
+        <w:rPr>
+          <w:rStyle w:val="NormalTok"/>
+        </w:rPr>
+        <w:t xml:space="preserve"> langchain.chains </w:t>
+      </w:r>
+      <w:r>
+        <w:rPr>
+          <w:rStyle w:val="ImportTok"/>
+        </w:rPr>
+        <w:t xml:space="preserve">import</w:t>
+      </w:r>
+      <w:r>
+        <w:rPr>
+          <w:rStyle w:val="NormalTok"/>
+        </w:rPr>
+        <w:t xml:space="preserve"> LLMChain</w:t>
+      </w:r>
+      <w:r>
+        <w:br/>
+      </w:r>
+      <w:r>
+        <w:rPr>
+          <w:rStyle w:val="ImportTok"/>
+        </w:rPr>
+        <w:t xml:space="preserve">from</w:t>
+      </w:r>
+      <w:r>
+        <w:rPr>
+          <w:rStyle w:val="NormalTok"/>
+        </w:rPr>
+        <w:t xml:space="preserve"> langchain.llms </w:t>
+      </w:r>
+      <w:r>
+        <w:rPr>
+          <w:rStyle w:val="ImportTok"/>
+        </w:rPr>
+        <w:t xml:space="preserve">import</w:t>
+      </w:r>
+      <w:r>
+        <w:rPr>
+          <w:rStyle w:val="NormalTok"/>
+        </w:rPr>
+        <w:t xml:space="preserve"> OpenAI</w:t>
+      </w:r>
+      <w:r>
+        <w:br/>
+      </w:r>
+      <w:r>
+        <w:br/>
+      </w:r>
+      <w:r>
+        <w:rPr>
+          <w:rStyle w:val="CommentTok"/>
+        </w:rPr>
+        <w:t xml:space="preserve"># 1) 实例化解析器</w:t>
+      </w:r>
+      <w:r>
+        <w:br/>
+      </w:r>
+      <w:r>
+        <w:rPr>
+          <w:rStyle w:val="NormalTok"/>
+        </w:rPr>
+        <w:t xml:space="preserve">date_parser </w:t>
+      </w:r>
+      <w:r>
+        <w:rPr>
+          <w:rStyle w:val="OperatorTok"/>
+        </w:rPr>
+        <w:t xml:space="preserve">=</w:t>
+      </w:r>
+      <w:r>
+        <w:rPr>
+          <w:rStyle w:val="NormalTok"/>
+        </w:rPr>
+        <w:t xml:space="preserve"> DatetimeOutputParser()                       </w:t>
+      </w:r>
+      <w:r>
+        <w:br/>
+      </w:r>
+      <w:r>
+        <w:br/>
+      </w:r>
+      <w:r>
+        <w:rPr>
+          <w:rStyle w:val="CommentTok"/>
+        </w:rPr>
+        <w:t xml:space="preserve"># 2) 准备 Prompt，并注入“格式指令”（要求模型输出可解析的日期格式）</w:t>
+      </w:r>
+      <w:r>
+        <w:br/>
+      </w:r>
+      <w:r>
+        <w:rPr>
+          <w:rStyle w:val="NormalTok"/>
+        </w:rPr>
+        <w:t xml:space="preserve">template </w:t>
+      </w:r>
+      <w:r>
+        <w:rPr>
+          <w:rStyle w:val="OperatorTok"/>
+        </w:rPr>
+        <w:t xml:space="preserve">=</w:t>
+      </w:r>
+      <w:r>
+        <w:rPr>
+          <w:rStyle w:val="NormalTok"/>
+        </w:rPr>
+        <w:t xml:space="preserve"> </w:t>
+      </w:r>
+      <w:r>
+        <w:rPr>
+          <w:rStyle w:val="StringTok"/>
+        </w:rPr>
+        <w:t xml:space="preserve">"""回答用户的问题:</w:t>
+      </w:r>
+      <w:r>
+        <w:br/>
+      </w:r>
+      <w:r>
+        <w:rPr>
+          <w:rStyle w:val="SpecialCharTok"/>
+        </w:rPr>
+        <w:t xml:space="preserve">{question}</w:t>
+      </w:r>
+      <w:r>
+        <w:br/>
+      </w:r>
+      <w:r>
+        <w:rPr>
+          <w:rStyle w:val="SpecialCharTok"/>
+        </w:rPr>
+        <w:t xml:space="preserve">{format_instructions}</w:t>
+      </w:r>
+      <w:r>
+        <w:rPr>
+          <w:rStyle w:val="StringTok"/>
+        </w:rPr>
+        <w:t xml:space="preserve">"""</w:t>
+      </w:r>
+      <w:r>
+        <w:rPr>
+          <w:rStyle w:val="NormalTok"/>
+        </w:rPr>
+        <w:t xml:space="preserve">                                  </w:t>
+      </w:r>
+      <w:r>
+        <w:rPr>
+          <w:rStyle w:val="CommentTok"/>
+        </w:rPr>
+        <w:t xml:space="preserve"># {format_instructions} 会被替换</w:t>
+      </w:r>
+      <w:r>
+        <w:br/>
+      </w:r>
+      <w:r>
+        <w:br/>
+      </w:r>
+      <w:r>
+        <w:rPr>
+          <w:rStyle w:val="NormalTok"/>
+        </w:rPr>
+        <w:t xml:space="preserve">prompt </w:t>
+      </w:r>
+      <w:r>
+        <w:rPr>
+          <w:rStyle w:val="OperatorTok"/>
+        </w:rPr>
+        <w:t xml:space="preserve">=</w:t>
+      </w:r>
+      <w:r>
+        <w:rPr>
+          <w:rStyle w:val="NormalTok"/>
+        </w:rPr>
+        <w:t xml:space="preserve"> PromptTemplate.from_template(</w:t>
+      </w:r>
+      <w:r>
+        <w:br/>
+      </w:r>
+      <w:r>
+        <w:rPr>
+          <w:rStyle w:val="NormalTok"/>
+        </w:rPr>
+        <w:t xml:space="preserve">    template,</w:t>
+      </w:r>
+      <w:r>
+        <w:br/>
+      </w:r>
+      <w:r>
+        <w:rPr>
+          <w:rStyle w:val="NormalTok"/>
+        </w:rPr>
+        <w:t xml:space="preserve">    partial_variables</w:t>
+      </w:r>
+      <w:r>
+        <w:rPr>
+          <w:rStyle w:val="OperatorTok"/>
+        </w:rPr>
+        <w:t xml:space="preserve">=</w:t>
+      </w:r>
+      <w:r>
+        <w:rPr>
+          <w:rStyle w:val="NormalTok"/>
+        </w:rPr>
+        <w:t xml:space="preserve">{</w:t>
+      </w:r>
+      <w:r>
+        <w:br/>
+      </w:r>
+      <w:r>
+        <w:rPr>
+          <w:rStyle w:val="NormalTok"/>
+        </w:rPr>
+        <w:t xml:space="preserve">        </w:t>
+      </w:r>
+      <w:r>
+        <w:rPr>
+          <w:rStyle w:val="StringTok"/>
+        </w:rPr>
+        <w:t xml:space="preserve">"format_instructions"</w:t>
+      </w:r>
+      <w:r>
+        <w:rPr>
+          <w:rStyle w:val="NormalTok"/>
+        </w:rPr>
+        <w:t xml:space="preserve">: date_parser.get_format_instructions()</w:t>
+      </w:r>
+      <w:r>
+        <w:br/>
+      </w:r>
+      <w:r>
+        <w:rPr>
+          <w:rStyle w:val="NormalTok"/>
+        </w:rPr>
+        <w:t xml:space="preserve">    },</w:t>
+      </w:r>
+      <w:r>
+        <w:br/>
+      </w:r>
+      <w:r>
+        <w:rPr>
+          <w:rStyle w:val="NormalTok"/>
+        </w:rPr>
+        <w:t xml:space="preserve">)</w:t>
+      </w:r>
+      <w:r>
+        <w:br/>
+      </w:r>
+      <w:r>
+        <w:br/>
+      </w:r>
+      <w:r>
+        <w:rPr>
+          <w:rStyle w:val="CommentTok"/>
+        </w:rPr>
+        <w:t xml:space="preserve"># 3) 组装为链</w:t>
+      </w:r>
+      <w:r>
+        <w:br/>
+      </w:r>
+      <w:r>
+        <w:rPr>
+          <w:rStyle w:val="NormalTok"/>
+        </w:rPr>
+        <w:t xml:space="preserve">chain </w:t>
+      </w:r>
+      <w:r>
+        <w:rPr>
+          <w:rStyle w:val="OperatorTok"/>
+        </w:rPr>
+        <w:t xml:space="preserve">=</w:t>
+      </w:r>
+      <w:r>
+        <w:rPr>
+          <w:rStyle w:val="NormalTok"/>
+        </w:rPr>
+        <w:t xml:space="preserve"> LLMChain(prompt</w:t>
+      </w:r>
+      <w:r>
+        <w:rPr>
+          <w:rStyle w:val="OperatorTok"/>
+        </w:rPr>
+        <w:t xml:space="preserve">=</w:t>
+      </w:r>
+      <w:r>
+        <w:rPr>
+          <w:rStyle w:val="NormalTok"/>
+        </w:rPr>
+        <w:t xml:space="preserve">prompt, llm</w:t>
+      </w:r>
+      <w:r>
+        <w:rPr>
+          <w:rStyle w:val="OperatorTok"/>
+        </w:rPr>
+        <w:t xml:space="preserve">=</w:t>
+      </w:r>
+      <w:r>
+        <w:rPr>
+          <w:rStyle w:val="NormalTok"/>
+        </w:rPr>
+        <w:t xml:space="preserve">OpenAI())</w:t>
+      </w:r>
+      <w:r>
+        <w:br/>
+      </w:r>
+      <w:r>
+        <w:br/>
+      </w:r>
+      <w:r>
+        <w:rPr>
+          <w:rStyle w:val="CommentTok"/>
+        </w:rPr>
+        <w:t xml:space="preserve"># 4) 运行并解析</w:t>
+      </w:r>
+      <w:r>
+        <w:br/>
+      </w:r>
+      <w:r>
+        <w:rPr>
+          <w:rStyle w:val="NormalTok"/>
+        </w:rPr>
+        <w:t xml:space="preserve">raw </w:t>
+      </w:r>
+      <w:r>
+        <w:rPr>
+          <w:rStyle w:val="OperatorTok"/>
+        </w:rPr>
+        <w:t xml:space="preserve">=</w:t>
+      </w:r>
+      <w:r>
+        <w:rPr>
+          <w:rStyle w:val="NormalTok"/>
+        </w:rPr>
+        <w:t xml:space="preserve"> chain.run(</w:t>
+      </w:r>
+      <w:r>
+        <w:rPr>
+          <w:rStyle w:val="StringTok"/>
+        </w:rPr>
+        <w:t xml:space="preserve">"bitcoin是什么时候成立的？用英文格式输出时间"</w:t>
+      </w:r>
+      <w:r>
+        <w:rPr>
+          <w:rStyle w:val="NormalTok"/>
+        </w:rPr>
+        <w:t xml:space="preserve">)   </w:t>
+      </w:r>
+      <w:r>
+        <w:rPr>
+          <w:rStyle w:val="CommentTok"/>
+        </w:rPr>
+        <w:t xml:space="preserve"># 模型返回日期字符串</w:t>
+      </w:r>
+      <w:r>
+        <w:br/>
+      </w:r>
+      <w:r>
+        <w:rPr>
+          <w:rStyle w:val="NormalTok"/>
+        </w:rPr>
+        <w:t xml:space="preserve">dt  </w:t>
+      </w:r>
+      <w:r>
+        <w:rPr>
+          <w:rStyle w:val="OperatorTok"/>
+        </w:rPr>
+        <w:t xml:space="preserve">=</w:t>
+      </w:r>
+      <w:r>
+        <w:rPr>
+          <w:rStyle w:val="NormalTok"/>
+        </w:rPr>
+        <w:t xml:space="preserve"> date_parser.parse(raw)                               </w:t>
+      </w:r>
+      <w:r>
+        <w:rPr>
+          <w:rStyle w:val="CommentTok"/>
+        </w:rPr>
+        <w:t xml:space="preserve"># 转成 datetime.datetime</w:t>
+      </w:r>
+      <w:r>
+        <w:br/>
+      </w:r>
+      <w:r>
+        <w:rPr>
+          <w:rStyle w:val="BuiltInTok"/>
+        </w:rPr>
+        <w:t xml:space="preserve">print</w:t>
+      </w:r>
+      <w:r>
+        <w:rPr>
+          <w:rStyle w:val="NormalTok"/>
+        </w:rPr>
+        <w:t xml:space="preserve">(dt.date())                                           </w:t>
+      </w:r>
+      <w:r>
+        <w:rPr>
+          <w:rStyle w:val="CommentTok"/>
+        </w:rPr>
+        <w:t xml:space="preserve"># 2009-01-03 之类</w:t>
+      </w:r>
+    </w:p>
+    <w:p>
+      <w:pPr>
+        <w:pStyle w:val="SourceCode"/>
+      </w:pPr>
+      <w:r>
+        <w:rPr>
           <w:rStyle w:val="VerbatimChar"/>
         </w:rPr>
         <w:t xml:space="preserve">2009-01-03</w:t>
       </w:r>
+    </w:p>
+    <w:p>
+      <w:pPr>
+        <w:pStyle w:val="FirstParagraph"/>
+      </w:pPr>
     </w:p>
     <w:p>
       <w:pPr>
